--- a/docs/introspection_api.docx
+++ b/docs/introspection_api.docx
@@ -410,7 +410,7 @@
           <w:i w:val="false"/>
           <w:iCs w:val="false"/>
         </w:rPr>
-        <w:t xml:space="preserve">There are two ways to get those bytes and they are not equivalent. This document picks one, states exactly how it works down to the wire, and explains what breaks if it is done the other way. It is deliberately more prescriptive than the rest of the platform specification, because this is the seam where a plausible-looking choice quietly destroys three separate guarantees — and none of the three failures announce themselves. A team that gets this wrong ships something that </w:t>
+        <w:t xml:space="preserve">There are two ways to get those bytes and they are not equivalent. This document picks one, states exactly how it works down to the wire, and explains what breaks if it is done the other way. It is deliberately more prescriptive than the rest of the platform specification, because this is the seam where a plausible-looking choice quietly destroys three separate guarantees, and none of the three failures announce themselves. A team that gets this wrong ships something that </w:t>
       </w:r>
       <w:r>
         <w:rPr>
@@ -582,7 +582,7 @@
           <w:i w:val="false"/>
           <w:iCs w:val="false"/>
         </w:rPr>
-        <w:t xml:space="preserve"> — Three Concrete Failures</w:t>
+        <w:t xml:space="preserve">, Three Concrete Failures</w:t>
       </w:r>
     </w:p>
     <w:p>
@@ -675,7 +675,7 @@
           <w:i w:val="false"/>
           <w:iCs w:val="false"/>
         </w:rPr>
-        <w:t xml:space="preserve">The fix inside the in-band design — "don't charge evaluation reads" — is worse, because the reads still occupy the link, still consume time against the transmission delay, and are still interleaved with the player's commands.</w:t>
+        <w:t xml:space="preserve">The fix inside the in-band design, "don't charge evaluation reads", is worse, because the reads still occupy the link, still consume time against the transmission delay, and are still interleaved with the player's commands.</w:t>
       </w:r>
     </w:p>
     <w:p>
@@ -762,7 +762,7 @@
           <w:i w:val="false"/>
           <w:iCs w:val="false"/>
         </w:rPr>
-        <w:t xml:space="preserve"> — the CRC-16 of the </w:t>
+        <w:t xml:space="preserve">, the CRC-16 of the </w:t>
       </w:r>
       <w:r>
         <w:rPr>
@@ -874,7 +874,7 @@
           <w:i w:val="false"/>
           <w:iCs w:val="false"/>
         </w:rPr>
-        <w:t xml:space="preserve">s the evaluation happened to need, so it is not even stable across runs of the same command log — which breaks replay (§9).</w:t>
+        <w:t xml:space="preserve">s the evaluation happened to need, so it is not even stable across runs of the same command log, which breaks replay (§9).</w:t>
       </w:r>
     </w:p>
     <w:p>
@@ -1245,7 +1245,7 @@
           <w:i w:val="false"/>
           <w:iCs w:val="false"/>
         </w:rPr>
-        <w:t xml:space="preserve"> — all of ROM (</w:t>
+        <w:t xml:space="preserve">: all of ROM (</w:t>
       </w:r>
       <w:r>
         <w:rPr>
@@ -1347,7 +1347,7 @@
           <w:i w:val="false"/>
           <w:iCs w:val="false"/>
         </w:rPr>
-        <w:t xml:space="preserve">The residual risk — a scenario asserting on an address outside the map — is caught statically instead, by validation rule V6 (format spec §12), which fails the package at author time rather than at play time. That is a strictly better place to catch it.</w:t>
+        <w:t xml:space="preserve">The residual risk, a scenario asserting on an address outside the map, is caught statically instead, by validation rule V6 (format spec §12), which fails the package at author time rather than at play time. That is a strictly better place to catch it.</w:t>
       </w:r>
     </w:p>
     <w:p>
@@ -1672,7 +1672,7 @@
                 <w:i w:val="false"/>
                 <w:iCs w:val="false"/>
               </w:rPr>
-              <w:t xml:space="preserve"> emulators already serve it — QEMU with </w:t>
+              <w:t xml:space="preserve"> emulators already serve it, QEMU with </w:t>
             </w:r>
             <w:r>
               <w:rPr>
@@ -1827,9 +1827,9 @@
         </w:tblBorders>
       </w:tblPr>
       <w:tblGrid>
-        <w:gridCol w:w="2513"/>
-        <w:gridCol w:w="4160"/>
-        <w:gridCol w:w="2687"/>
+        <w:gridCol w:w="2537"/>
+        <w:gridCol w:w="4111"/>
+        <w:gridCol w:w="2712"/>
       </w:tblGrid>
       <w:tr>
         <w:trPr>
@@ -1837,7 +1837,7 @@
         </w:trPr>
         <w:tc>
           <w:tcPr>
-            <w:tcW w:type="dxa" w:w="2513"/>
+            <w:tcW w:type="dxa" w:w="2537"/>
             <w:shd w:fill="D9E2F3" w:val="clear"/>
             <w:tcMar>
               <w:top w:type="dxa" w:w="55"/>
@@ -1863,7 +1863,7 @@
         </w:tc>
         <w:tc>
           <w:tcPr>
-            <w:tcW w:type="dxa" w:w="4160"/>
+            <w:tcW w:type="dxa" w:w="4111"/>
             <w:shd w:fill="D9E2F3" w:val="clear"/>
             <w:tcMar>
               <w:top w:type="dxa" w:w="55"/>
@@ -1889,7 +1889,7 @@
         </w:tc>
         <w:tc>
           <w:tcPr>
-            <w:tcW w:type="dxa" w:w="2687"/>
+            <w:tcW w:type="dxa" w:w="2712"/>
             <w:shd w:fill="D9E2F3" w:val="clear"/>
             <w:tcMar>
               <w:top w:type="dxa" w:w="55"/>
@@ -1917,7 +1917,7 @@
       <w:tr>
         <w:tc>
           <w:tcPr>
-            <w:tcW w:type="dxa" w:w="2513"/>
+            <w:tcW w:type="dxa" w:w="2537"/>
             <w:tcMar>
               <w:top w:type="dxa" w:w="55"/>
               <w:left w:type="dxa" w:w="90"/>
@@ -1942,7 +1942,7 @@
         </w:tc>
         <w:tc>
           <w:tcPr>
-            <w:tcW w:type="dxa" w:w="4160"/>
+            <w:tcW w:type="dxa" w:w="4111"/>
             <w:tcMar>
               <w:top w:type="dxa" w:w="55"/>
               <w:left w:type="dxa" w:w="90"/>
@@ -1967,7 +1967,7 @@
         </w:tc>
         <w:tc>
           <w:tcPr>
-            <w:tcW w:type="dxa" w:w="2687"/>
+            <w:tcW w:type="dxa" w:w="2712"/>
             <w:tcMar>
               <w:top w:type="dxa" w:w="55"/>
               <w:left w:type="dxa" w:w="90"/>
@@ -1994,7 +1994,7 @@
       <w:tr>
         <w:tc>
           <w:tcPr>
-            <w:tcW w:type="dxa" w:w="2513"/>
+            <w:tcW w:type="dxa" w:w="2537"/>
             <w:tcMar>
               <w:top w:type="dxa" w:w="55"/>
               <w:left w:type="dxa" w:w="90"/>
@@ -2019,7 +2019,7 @@
         </w:tc>
         <w:tc>
           <w:tcPr>
-            <w:tcW w:type="dxa" w:w="4160"/>
+            <w:tcW w:type="dxa" w:w="4111"/>
             <w:tcMar>
               <w:top w:type="dxa" w:w="55"/>
               <w:left w:type="dxa" w:w="90"/>
@@ -2044,7 +2044,7 @@
         </w:tc>
         <w:tc>
           <w:tcPr>
-            <w:tcW w:type="dxa" w:w="2687"/>
+            <w:tcW w:type="dxa" w:w="2712"/>
             <w:tcMar>
               <w:top w:type="dxa" w:w="55"/>
               <w:left w:type="dxa" w:w="90"/>
@@ -2071,7 +2071,7 @@
       <w:tr>
         <w:tc>
           <w:tcPr>
-            <w:tcW w:type="dxa" w:w="2513"/>
+            <w:tcW w:type="dxa" w:w="2537"/>
             <w:tcMar>
               <w:top w:type="dxa" w:w="55"/>
               <w:left w:type="dxa" w:w="90"/>
@@ -2096,7 +2096,7 @@
         </w:tc>
         <w:tc>
           <w:tcPr>
-            <w:tcW w:type="dxa" w:w="4160"/>
+            <w:tcW w:type="dxa" w:w="4111"/>
             <w:tcMar>
               <w:top w:type="dxa" w:w="55"/>
               <w:left w:type="dxa" w:w="90"/>
@@ -2121,7 +2121,7 @@
         </w:tc>
         <w:tc>
           <w:tcPr>
-            <w:tcW w:type="dxa" w:w="2687"/>
+            <w:tcW w:type="dxa" w:w="2712"/>
             <w:tcMar>
               <w:top w:type="dxa" w:w="55"/>
               <w:left w:type="dxa" w:w="90"/>
@@ -2148,7 +2148,7 @@
       <w:tr>
         <w:tc>
           <w:tcPr>
-            <w:tcW w:type="dxa" w:w="2513"/>
+            <w:tcW w:type="dxa" w:w="2537"/>
             <w:tcMar>
               <w:top w:type="dxa" w:w="55"/>
               <w:left w:type="dxa" w:w="90"/>
@@ -2173,7 +2173,7 @@
         </w:tc>
         <w:tc>
           <w:tcPr>
-            <w:tcW w:type="dxa" w:w="4160"/>
+            <w:tcW w:type="dxa" w:w="4111"/>
             <w:tcMar>
               <w:top w:type="dxa" w:w="55"/>
               <w:left w:type="dxa" w:w="90"/>
@@ -2198,7 +2198,7 @@
         </w:tc>
         <w:tc>
           <w:tcPr>
-            <w:tcW w:type="dxa" w:w="2687"/>
+            <w:tcW w:type="dxa" w:w="2712"/>
             <w:tcMar>
               <w:top w:type="dxa" w:w="55"/>
               <w:left w:type="dxa" w:w="90"/>
@@ -2225,7 +2225,7 @@
       <w:tr>
         <w:tc>
           <w:tcPr>
-            <w:tcW w:type="dxa" w:w="2513"/>
+            <w:tcW w:type="dxa" w:w="2537"/>
             <w:tcMar>
               <w:top w:type="dxa" w:w="55"/>
               <w:left w:type="dxa" w:w="90"/>
@@ -2250,26 +2250,26 @@
         </w:tc>
         <w:tc>
           <w:tcPr>
-            <w:tcW w:type="dxa" w:w="4160"/>
-            <w:tcMar>
-              <w:top w:type="dxa" w:w="55"/>
-              <w:left w:type="dxa" w:w="90"/>
-              <w:bottom w:type="dxa" w:w="55"/>
-              <w:right w:type="dxa" w:w="90"/>
-            </w:tcMar>
-          </w:tcPr>
-          <w:p>
-            <w:pPr>
-              <w:spacing w:after="0" w:line="240"/>
-            </w:pPr>
-            <w:r>
-              <w:rPr>
-                <w:b w:val="false"/>
-                <w:bCs w:val="false"/>
-                <w:i w:val="false"/>
-                <w:iCs w:val="false"/>
-              </w:rPr>
-              <w:t xml:space="preserve">Yes — </w:t>
+            <w:tcW w:type="dxa" w:w="4111"/>
+            <w:tcMar>
+              <w:top w:type="dxa" w:w="55"/>
+              <w:left w:type="dxa" w:w="90"/>
+              <w:bottom w:type="dxa" w:w="55"/>
+              <w:right w:type="dxa" w:w="90"/>
+            </w:tcMar>
+          </w:tcPr>
+          <w:p>
+            <w:pPr>
+              <w:spacing w:after="0" w:line="240"/>
+            </w:pPr>
+            <w:r>
+              <w:rPr>
+                <w:b w:val="false"/>
+                <w:bCs w:val="false"/>
+                <w:i w:val="false"/>
+                <w:iCs w:val="false"/>
+              </w:rPr>
+              <w:t xml:space="preserve">Yes, </w:t>
             </w:r>
             <w:r>
               <w:rPr>
@@ -2310,7 +2310,7 @@
         </w:tc>
         <w:tc>
           <w:tcPr>
-            <w:tcW w:type="dxa" w:w="2687"/>
+            <w:tcW w:type="dxa" w:w="2712"/>
             <w:tcMar>
               <w:top w:type="dxa" w:w="55"/>
               <w:left w:type="dxa" w:w="90"/>
@@ -2337,7 +2337,7 @@
       <w:tr>
         <w:tc>
           <w:tcPr>
-            <w:tcW w:type="dxa" w:w="2513"/>
+            <w:tcW w:type="dxa" w:w="2537"/>
             <w:tcMar>
               <w:top w:type="dxa" w:w="55"/>
               <w:left w:type="dxa" w:w="90"/>
@@ -2362,7 +2362,7 @@
         </w:tc>
         <w:tc>
           <w:tcPr>
-            <w:tcW w:type="dxa" w:w="4160"/>
+            <w:tcW w:type="dxa" w:w="4111"/>
             <w:tcMar>
               <w:top w:type="dxa" w:w="55"/>
               <w:left w:type="dxa" w:w="90"/>
@@ -2387,7 +2387,7 @@
         </w:tc>
         <w:tc>
           <w:tcPr>
-            <w:tcW w:type="dxa" w:w="2687"/>
+            <w:tcW w:type="dxa" w:w="2712"/>
             <w:tcMar>
               <w:top w:type="dxa" w:w="55"/>
               <w:left w:type="dxa" w:w="90"/>
@@ -2414,7 +2414,7 @@
       <w:tr>
         <w:tc>
           <w:tcPr>
-            <w:tcW w:type="dxa" w:w="2513"/>
+            <w:tcW w:type="dxa" w:w="2537"/>
             <w:tcMar>
               <w:top w:type="dxa" w:w="55"/>
               <w:left w:type="dxa" w:w="90"/>
@@ -2439,7 +2439,7 @@
         </w:tc>
         <w:tc>
           <w:tcPr>
-            <w:tcW w:type="dxa" w:w="4160"/>
+            <w:tcW w:type="dxa" w:w="4111"/>
             <w:tcMar>
               <w:top w:type="dxa" w:w="55"/>
               <w:left w:type="dxa" w:w="90"/>
@@ -2464,7 +2464,7 @@
         </w:tc>
         <w:tc>
           <w:tcPr>
-            <w:tcW w:type="dxa" w:w="2687"/>
+            <w:tcW w:type="dxa" w:w="2712"/>
             <w:tcMar>
               <w:top w:type="dxa" w:w="55"/>
               <w:left w:type="dxa" w:w="90"/>
@@ -2491,7 +2491,7 @@
       <w:tr>
         <w:tc>
           <w:tcPr>
-            <w:tcW w:type="dxa" w:w="2513"/>
+            <w:tcW w:type="dxa" w:w="2537"/>
             <w:tcMar>
               <w:top w:type="dxa" w:w="55"/>
               <w:left w:type="dxa" w:w="90"/>
@@ -2516,32 +2516,32 @@
         </w:tc>
         <w:tc>
           <w:tcPr>
-            <w:tcW w:type="dxa" w:w="4160"/>
-            <w:tcMar>
-              <w:top w:type="dxa" w:w="55"/>
-              <w:left w:type="dxa" w:w="90"/>
-              <w:bottom w:type="dxa" w:w="55"/>
-              <w:right w:type="dxa" w:w="90"/>
-            </w:tcMar>
-          </w:tcPr>
-          <w:p>
-            <w:pPr>
-              <w:spacing w:after="0" w:line="240"/>
-            </w:pPr>
-            <w:r>
-              <w:rPr>
-                <w:b w:val="false"/>
-                <w:bCs w:val="false"/>
-                <w:i w:val="false"/>
-                <w:iCs w:val="false"/>
-              </w:rPr>
-              <w:t xml:space="preserve">Yes — it is the game</w:t>
-            </w:r>
-          </w:p>
-        </w:tc>
-        <w:tc>
-          <w:tcPr>
-            <w:tcW w:type="dxa" w:w="2687"/>
+            <w:tcW w:type="dxa" w:w="4111"/>
+            <w:tcMar>
+              <w:top w:type="dxa" w:w="55"/>
+              <w:left w:type="dxa" w:w="90"/>
+              <w:bottom w:type="dxa" w:w="55"/>
+              <w:right w:type="dxa" w:w="90"/>
+            </w:tcMar>
+          </w:tcPr>
+          <w:p>
+            <w:pPr>
+              <w:spacing w:after="0" w:line="240"/>
+            </w:pPr>
+            <w:r>
+              <w:rPr>
+                <w:b w:val="false"/>
+                <w:bCs w:val="false"/>
+                <w:i w:val="false"/>
+                <w:iCs w:val="false"/>
+              </w:rPr>
+              <w:t xml:space="preserve">Yes; it is the game</w:t>
+            </w:r>
+          </w:p>
+        </w:tc>
+        <w:tc>
+          <w:tcPr>
+            <w:tcW w:type="dxa" w:w="2712"/>
             <w:tcMar>
               <w:top w:type="dxa" w:w="55"/>
               <w:left w:type="dxa" w:w="90"/>
@@ -2568,7 +2568,7 @@
       <w:tr>
         <w:tc>
           <w:tcPr>
-            <w:tcW w:type="dxa" w:w="2513"/>
+            <w:tcW w:type="dxa" w:w="2537"/>
             <w:tcMar>
               <w:top w:type="dxa" w:w="55"/>
               <w:left w:type="dxa" w:w="90"/>
@@ -2593,7 +2593,7 @@
         </w:tc>
         <w:tc>
           <w:tcPr>
-            <w:tcW w:type="dxa" w:w="4160"/>
+            <w:tcW w:type="dxa" w:w="4111"/>
             <w:tcMar>
               <w:top w:type="dxa" w:w="55"/>
               <w:left w:type="dxa" w:w="90"/>
@@ -2662,7 +2662,7 @@
         </w:tc>
         <w:tc>
           <w:tcPr>
-            <w:tcW w:type="dxa" w:w="2687"/>
+            <w:tcW w:type="dxa" w:w="2712"/>
             <w:tcMar>
               <w:top w:type="dxa" w:w="55"/>
               <w:left w:type="dxa" w:w="90"/>
@@ -2771,7 +2771,7 @@
           <w:i w:val="false"/>
           <w:iCs w:val="false"/>
         </w:rPr>
-        <w:t xml:space="preserve"> write to the probe over the introspection channel — not memory, not registers, not breakpoints. All writes are the player's, through </w:t>
+        <w:t xml:space="preserve"> write to the probe over the introspection channel, not memory, not registers, not breakpoints. All writes are the player's, through </w:t>
       </w:r>
       <w:r>
         <w:rPr>
@@ -4103,7 +4103,7 @@
           <w:i w:val="false"/>
           <w:iCs w:val="false"/>
         </w:rPr>
-        <w:t xml:space="preserve"> — a 256-byte read of zeroed memory comes back as 512 literal </w:t>
+        <w:t xml:space="preserve">; a 256-byte read of zeroed memory comes back as 512 literal </w:t>
       </w:r>
       <w:r>
         <w:rPr>
@@ -4360,7 +4360,7 @@
           <w:i w:val="false"/>
           <w:iCs w:val="false"/>
         </w:rPr>
-        <w:t xml:space="preserve"> — 4096 bytes. Because an </w:t>
+        <w:t xml:space="preserve">, 4096 bytes. Because an </w:t>
       </w:r>
       <w:r>
         <w:rPr>
@@ -4660,7 +4660,7 @@
           <w:i w:val="false"/>
           <w:iCs w:val="false"/>
         </w:rPr>
-        <w:t xml:space="preserve"> the guest — send </w:t>
+        <w:t xml:space="preserve"> the guest, send </w:t>
       </w:r>
       <w:r>
         <w:rPr>
@@ -4751,7 +4751,7 @@
           <w:i w:val="false"/>
           <w:iCs w:val="false"/>
         </w:rPr>
-        <w:t xml:space="preserve"> the guest — send </w:t>
+        <w:t xml:space="preserve"> the guest, send </w:t>
       </w:r>
       <w:r>
         <w:rPr>
@@ -4989,7 +4989,7 @@
           <w:i w:val="false"/>
           <w:iCs w:val="false"/>
         </w:rPr>
-        <w:t xml:space="preserve">. Guest uptime across that window advanced from 10 s to 15 s — exactly one 5-second telemetry period, with no gap and no jump. From the firmware's point of view nothing happened at all.</w:t>
+        <w:t xml:space="preserve">. Guest uptime across that window advanced from 10 s to 15 s, exactly one 5-second telemetry period, with no gap and no jump. From the firmware's point of view nothing happened at all.</w:t>
       </w:r>
     </w:p>
     <w:p>
@@ -5003,7 +5003,7 @@
           <w:i w:val="false"/>
           <w:iCs w:val="false"/>
         </w:rPr>
-        <w:t xml:space="preserve">This is what makes R24.10 compatible with replay: the length of the snapshot window has no effect on guest-observable state, so a replayed session — where reads may take a different amount of wall time — reproduces the original exactly. </w:t>
+        <w:t xml:space="preserve">This is what makes R24.10 compatible with replay: the length of the snapshot window has no effect on guest-observable state, so a replayed session, where reads may take a different amount of wall time, reproduces the original exactly. </w:t>
       </w:r>
       <w:r>
         <w:rPr>
@@ -5062,7 +5062,7 @@
           <w:i w:val="false"/>
           <w:iCs w:val="false"/>
         </w:rPr>
-        <w:t xml:space="preserve"> bound the snapshot window and treat exceeding it as an error rather than hanging with the probe stopped. 250 ms is generous — a full evaluation pass is a handful of packets.</w:t>
+        <w:t xml:space="preserve"> bound the snapshot window and treat exceeding it as an error rather than hanging with the probe stopped. 250 ms is generous, a full evaluation pass is a handful of packets.</w:t>
       </w:r>
     </w:p>
     <w:p>
@@ -5132,7 +5132,7 @@
           <w:i w:val="false"/>
           <w:iCs w:val="false"/>
         </w:rPr>
-        <w:t xml:space="preserve"> — a channel that did not appear, a path that does not exist, a frame that failed CRC — is </w:t>
+        <w:t xml:space="preserve"> (a channel that did not appear, a path that does not exist, a frame that failed CRC) is </w:t>
       </w:r>
       <w:r>
         <w:rPr>
@@ -5213,7 +5213,7 @@
           <w:i w:val="false"/>
           <w:iCs w:val="false"/>
         </w:rPr>
-        <w:t xml:space="preserve"> — connection refused, timeout, </w:t>
+        <w:t xml:space="preserve"> (connection refused, timeout, </w:t>
       </w:r>
       <w:r>
         <w:rPr>
@@ -5235,7 +5235,7 @@
           <w:i w:val="false"/>
           <w:iCs w:val="false"/>
         </w:rPr>
-        <w:t xml:space="preserve"> reply, short read — is </w:t>
+        <w:t xml:space="preserve"> reply, short read) is </w:t>
       </w:r>
       <w:r>
         <w:rPr>
@@ -5380,7 +5380,7 @@
           <w:i w:val="false"/>
           <w:iCs w:val="false"/>
         </w:rPr>
-        <w:t xml:space="preserve"> report degraded grading to the console if it cannot. A session may continue — telemetry-only objectives still evaluate — but the player must be told.</w:t>
+        <w:t xml:space="preserve"> report degraded grading to the console if it cannot. A session may continue, telemetry-only objectives still evaluate, but the player must be told.</w:t>
       </w:r>
     </w:p>
     <w:p>
@@ -5470,7 +5470,7 @@
           <w:i w:val="false"/>
           <w:iCs w:val="false"/>
         </w:rPr>
-        <w:t xml:space="preserve"> contain emulator-specific introspection code. Everything in §5 is protocol, not implementation, and the only permitted difference between tiers is the command used to start the emulator — which belongs in configuration, not in the daemon's source.</w:t>
+        <w:t xml:space="preserve"> contain emulator-specific introspection code. Everything in §5 is protocol, not implementation, and the only permitted difference between tiers is the command used to start the emulator, which belongs in configuration, not in the daemon's source.</w:t>
       </w:r>
     </w:p>
     <w:p>
@@ -5535,7 +5535,7 @@
           <w:i w:val="false"/>
           <w:iCs w:val="false"/>
         </w:rPr>
-        <w:t xml:space="preserve">The introspection port is a debug interface with no authentication, and it can read and — for anyone not bound by R24.3 — write all of probe memory.</w:t>
+        <w:t xml:space="preserve">The introspection port is a debug interface with no authentication, and it can read and, for anyone not bound by R24.3, write all of probe memory.</w:t>
       </w:r>
     </w:p>
     <w:p>
@@ -5649,7 +5649,7 @@
           <w:i w:val="false"/>
           <w:iCs w:val="false"/>
         </w:rPr>
-        <w:t xml:space="preserve">The charter's threat model applies and is unchanged: the player owns the container and may find this port. That is accepted — "a student who cheats by reverse engineering the grader has, in a meaningful sense, completed the exercise." The requirement is that they have to </w:t>
+        <w:t xml:space="preserve">The charter's threat model applies and is unchanged: the player owns the container and may find this port. That is accepted, "a student who cheats by reverse engineering the grader has, in a meaningful sense, completed the exercise." The requirement is that they have to </w:t>
       </w:r>
       <w:r>
         <w:rPr>
@@ -5690,7 +5690,7 @@
           <w:i w:val="false"/>
           <w:iCs w:val="false"/>
         </w:rPr>
-        <w:t xml:space="preserve"> No instructor-only data — </w:t>
+        <w:t xml:space="preserve"> No instructor-only data, </w:t>
       </w:r>
       <w:r>
         <w:rPr>
@@ -5712,7 +5712,7 @@
           <w:i w:val="false"/>
           <w:iCs w:val="false"/>
         </w:rPr>
-        <w:t xml:space="preserve"> above all — </w:t>
+        <w:t xml:space="preserve"> above all, </w:t>
       </w:r>
       <w:r>
         <w:rPr>
@@ -6367,7 +6367,7 @@
           <w:i w:val="false"/>
           <w:iCs w:val="false"/>
         </w:rPr>
-        <w:t xml:space="preserve"> implements this document — packet framing, RLE decoding, chunked reads, the halt/read/resume pass, the strict error rule, and per-pass caching — in the </w:t>
+        <w:t xml:space="preserve"> implements this document (packet framing, RLE decoding, chunked reads, the halt/read/resume pass, the strict error rule, and per-pass caching) in the </w:t>
       </w:r>
       <w:r>
         <w:rPr>
@@ -6443,7 +6443,7 @@
           <w:i w:val="false"/>
           <w:iCs w:val="false"/>
         </w:rPr>
-        <w:t xml:space="preserve"> to demonstrate the failures in §2 — it visibly corrupts the AUX channel — and is not conforming. It is not the default and must not be used for grading.</w:t>
+        <w:t xml:space="preserve"> to demonstrate the failures in §2, it visibly corrupts the AUX channel, and is not conforming. It is not the default and must not be used for grading.</w:t>
       </w:r>
     </w:p>
     <w:p>
@@ -6458,7 +6458,7 @@
           <w:sz w:val="19"/>
           <w:szCs w:val="19"/>
         </w:rPr>
-        <w:t xml:space="preserve">Version 1.0 — the measurements in §5.3 and §5.5 were taken against the reference build (`probe_app.bin` crc32 `0xf72478e0`) under QEMU 8.2, `-M mps2-an386`.</w:t>
+        <w:t xml:space="preserve">Version 1.0: the measurements in §5.3 and §5.5 were taken against the reference build (`probe_app.bin` crc32 `0xf72478e0`) under QEMU 8.2, `-M mps2-an386`.</w:t>
       </w:r>
     </w:p>
     <w:sectPr>
